--- a/examples/tutorial/doc/11-clustering-workflow.docx
+++ b/examples/tutorial/doc/11-clustering-workflow.docx
@@ -2,7 +2,7 @@
 <file path=word/document.xml><?xml version="1.0" encoding="utf-8"?>
 <w:document xmlns:w="http://schemas.openxmlformats.org/wordprocessingml/2006/main" xmlns:m="http://schemas.openxmlformats.org/officeDocument/2006/math" xmlns:r="http://schemas.openxmlformats.org/officeDocument/2006/relationships" xmlns:o="urn:schemas-microsoft-com:office:office" xmlns:v="urn:schemas-microsoft-com:vml" xmlns:w10="urn:schemas-microsoft-com:office:word" xmlns:a="http://schemas.openxmlformats.org/drawingml/2006/main" xmlns:pic="http://schemas.openxmlformats.org/drawingml/2006/picture" xmlns:wp="http://schemas.openxmlformats.org/drawingml/2006/wordprocessingDrawing">
   <w:body>
-    <w:bookmarkStart w:id="20" w:name="tutorial-11---clustering-workflow"/>
+    <w:bookmarkStart w:id="9" w:name="tutorial-11---clustering-workflow"/>
     <w:p>
       <w:pPr>
         <w:pStyle w:val="Heading2"/>
@@ -33,6 +33,45 @@
       </w:pPr>
       <w:r>
         <w:rPr>
+          <w:rStyle w:val="FunctionTok"/>
+        </w:rPr>
+        <w:t xml:space="preserve">source</w:t>
+      </w:r>
+      <w:r>
+        <w:rPr>
+          <w:rStyle w:val="NormalTok"/>
+        </w:rPr>
+        <w:t xml:space="preserve">(</w:t>
+      </w:r>
+      <w:r>
+        <w:rPr>
+          <w:rStyle w:val="FunctionTok"/>
+        </w:rPr>
+        <w:t xml:space="preserve">url</w:t>
+      </w:r>
+      <w:r>
+        <w:rPr>
+          <w:rStyle w:val="NormalTok"/>
+        </w:rPr>
+        <w:t xml:space="preserve">(</w:t>
+      </w:r>
+      <w:r>
+        <w:rPr>
+          <w:rStyle w:val="StringTok"/>
+        </w:rPr>
+        <w:t xml:space="preserve">"https://raw.githubusercontent.com/cefet-rj-dal/daltoolbox/main/examples/seed.R"</w:t>
+      </w:r>
+      <w:r>
+        <w:rPr>
+          <w:rStyle w:val="NormalTok"/>
+        </w:rPr>
+        <w:t xml:space="preserve">))</w:t>
+      </w:r>
+      <w:r>
+        <w:br/>
+      </w:r>
+      <w:r>
+        <w:rPr>
           <w:rStyle w:val="CommentTok"/>
         </w:rPr>
         <w:t xml:space="preserve"># install.packages("daltoolbox")</w:t>
@@ -232,6 +271,159 @@
         <w:rPr>
           <w:rStyle w:val="NormalTok"/>
         </w:rPr>
+        <w:t xml:space="preserve">model</w:t>
+      </w:r>
+      <w:r>
+        <w:rPr>
+          <w:rStyle w:val="SpecialCharTok"/>
+        </w:rPr>
+        <w:t xml:space="preserve">$</w:t>
+      </w:r>
+      <w:r>
+        <w:rPr>
+          <w:rStyle w:val="NormalTok"/>
+        </w:rPr>
+        <w:t xml:space="preserve">eval_internal </w:t>
+      </w:r>
+      <w:r>
+        <w:rPr>
+          <w:rStyle w:val="OtherTok"/>
+        </w:rPr>
+        <w:t xml:space="preserve">&lt;-</w:t>
+      </w:r>
+      <w:r>
+        <w:rPr>
+          <w:rStyle w:val="NormalTok"/>
+        </w:rPr>
+        <w:t xml:space="preserve"> </w:t>
+      </w:r>
+      <w:r>
+        <w:rPr>
+          <w:rStyle w:val="FunctionTok"/>
+        </w:rPr>
+        <w:t xml:space="preserve">list</w:t>
+      </w:r>
+      <w:r>
+        <w:rPr>
+          <w:rStyle w:val="NormalTok"/>
+        </w:rPr>
+        <w:t xml:space="preserve">(model</w:t>
+      </w:r>
+      <w:r>
+        <w:rPr>
+          <w:rStyle w:val="SpecialCharTok"/>
+        </w:rPr>
+        <w:t xml:space="preserve">$</w:t>
+      </w:r>
+      <w:r>
+        <w:rPr>
+          <w:rStyle w:val="NormalTok"/>
+        </w:rPr>
+        <w:t xml:space="preserve">clu_utils</w:t>
+      </w:r>
+      <w:r>
+        <w:rPr>
+          <w:rStyle w:val="SpecialCharTok"/>
+        </w:rPr>
+        <w:t xml:space="preserve">$</w:t>
+      </w:r>
+      <w:r>
+        <w:rPr>
+          <w:rStyle w:val="NormalTok"/>
+        </w:rPr>
+        <w:t xml:space="preserve">metric_silhouette)</w:t>
+      </w:r>
+      <w:r>
+        <w:br/>
+      </w:r>
+      <w:r>
+        <w:rPr>
+          <w:rStyle w:val="NormalTok"/>
+        </w:rPr>
+        <w:t xml:space="preserve">model</w:t>
+      </w:r>
+      <w:r>
+        <w:rPr>
+          <w:rStyle w:val="SpecialCharTok"/>
+        </w:rPr>
+        <w:t xml:space="preserve">$</w:t>
+      </w:r>
+      <w:r>
+        <w:rPr>
+          <w:rStyle w:val="NormalTok"/>
+        </w:rPr>
+        <w:t xml:space="preserve">eval_external </w:t>
+      </w:r>
+      <w:r>
+        <w:rPr>
+          <w:rStyle w:val="OtherTok"/>
+        </w:rPr>
+        <w:t xml:space="preserve">&lt;-</w:t>
+      </w:r>
+      <w:r>
+        <w:rPr>
+          <w:rStyle w:val="NormalTok"/>
+        </w:rPr>
+        <w:t xml:space="preserve"> </w:t>
+      </w:r>
+      <w:r>
+        <w:rPr>
+          <w:rStyle w:val="FunctionTok"/>
+        </w:rPr>
+        <w:t xml:space="preserve">list</w:t>
+      </w:r>
+      <w:r>
+        <w:rPr>
+          <w:rStyle w:val="NormalTok"/>
+        </w:rPr>
+        <w:t xml:space="preserve">(model</w:t>
+      </w:r>
+      <w:r>
+        <w:rPr>
+          <w:rStyle w:val="SpecialCharTok"/>
+        </w:rPr>
+        <w:t xml:space="preserve">$</w:t>
+      </w:r>
+      <w:r>
+        <w:rPr>
+          <w:rStyle w:val="NormalTok"/>
+        </w:rPr>
+        <w:t xml:space="preserve">clu_utils</w:t>
+      </w:r>
+      <w:r>
+        <w:rPr>
+          <w:rStyle w:val="SpecialCharTok"/>
+        </w:rPr>
+        <w:t xml:space="preserve">$</w:t>
+      </w:r>
+      <w:r>
+        <w:rPr>
+          <w:rStyle w:val="NormalTok"/>
+        </w:rPr>
+        <w:t xml:space="preserve">metric_entropy)</w:t>
+      </w:r>
+      <w:r>
+        <w:br/>
+      </w:r>
+      <w:r>
+        <w:rPr>
+          <w:rStyle w:val="FunctionTok"/>
+        </w:rPr>
+        <w:t xml:space="preserve">set_example_seed</w:t>
+      </w:r>
+      <w:r>
+        <w:rPr>
+          <w:rStyle w:val="NormalTok"/>
+        </w:rPr>
+        <w:t xml:space="preserve">()</w:t>
+      </w:r>
+      <w:r>
+        <w:br/>
+      </w:r>
+      <w:r>
+        <w:rPr>
+          <w:rStyle w:val="NormalTok"/>
+        </w:rPr>
         <w:t xml:space="preserve">model </w:t>
       </w:r>
       <w:r>
@@ -336,7 +528,7 @@
         <w:rPr>
           <w:rStyle w:val="VerbatimChar"/>
         </w:rPr>
-        <w:t xml:space="preserve">## 38 50 62</w:t>
+        <w:t xml:space="preserve">## 50 62 38</w:t>
       </w:r>
     </w:p>
     <w:p>
@@ -412,25 +604,25 @@
         <w:rPr>
           <w:rStyle w:val="VerbatimChar"/>
         </w:rPr>
-        <w:t xml:space="preserve">## 1 1     0.297    38 0.0754</w:t>
-      </w:r>
-      <w:r>
-        <w:br/>
-      </w:r>
-      <w:r>
-        <w:rPr>
-          <w:rStyle w:val="VerbatimChar"/>
-        </w:rPr>
-        <w:t xml:space="preserve">## 2 2     0        50 0     </w:t>
-      </w:r>
-      <w:r>
-        <w:br/>
-      </w:r>
-      <w:r>
-        <w:rPr>
-          <w:rStyle w:val="VerbatimChar"/>
-        </w:rPr>
-        <w:t xml:space="preserve">## 3 3     0.771    62 0.319 </w:t>
+        <w:t xml:space="preserve">## 1 1     0        50 0     </w:t>
+      </w:r>
+      <w:r>
+        <w:br/>
+      </w:r>
+      <w:r>
+        <w:rPr>
+          <w:rStyle w:val="VerbatimChar"/>
+        </w:rPr>
+        <w:t xml:space="preserve">## 2 2     0.771    62 0.319 </w:t>
+      </w:r>
+      <w:r>
+        <w:br/>
+      </w:r>
+      <w:r>
+        <w:rPr>
+          <w:rStyle w:val="VerbatimChar"/>
+        </w:rPr>
+        <w:t xml:space="preserve">## 3 3     0.297    38 0.0754</w:t>
       </w:r>
       <w:r>
         <w:br/>
@@ -485,6 +677,51 @@
           <w:rStyle w:val="VerbatimChar"/>
         </w:rPr>
         <w:t xml:space="preserve">## [1] 1.584963</w:t>
+      </w:r>
+      <w:r>
+        <w:br/>
+      </w:r>
+      <w:r>
+        <w:rPr>
+          <w:rStyle w:val="VerbatimChar"/>
+        </w:rPr>
+        <w:t xml:space="preserve">## </w:t>
+      </w:r>
+      <w:r>
+        <w:br/>
+      </w:r>
+      <w:r>
+        <w:rPr>
+          <w:rStyle w:val="VerbatimChar"/>
+        </w:rPr>
+        <w:t xml:space="preserve">## $metrics</w:t>
+      </w:r>
+      <w:r>
+        <w:br/>
+      </w:r>
+      <w:r>
+        <w:rPr>
+          <w:rStyle w:val="VerbatimChar"/>
+        </w:rPr>
+        <w:t xml:space="preserve">##       metric     value     goal     type</w:t>
+      </w:r>
+      <w:r>
+        <w:br/>
+      </w:r>
+      <w:r>
+        <w:rPr>
+          <w:rStyle w:val="VerbatimChar"/>
+        </w:rPr>
+        <w:t xml:space="preserve">## 1 silhouette 0.5528190 maximize internal</w:t>
+      </w:r>
+      <w:r>
+        <w:br/>
+      </w:r>
+      <w:r>
+        <w:rPr>
+          <w:rStyle w:val="VerbatimChar"/>
+        </w:rPr>
+        <w:t xml:space="preserve">## 2    entropy 0.3938863 minimize external</w:t>
       </w:r>
     </w:p>
     <w:p>
@@ -501,6 +738,21 @@
       </w:pPr>
       <w:r>
         <w:rPr>
+          <w:rStyle w:val="FunctionTok"/>
+        </w:rPr>
+        <w:t xml:space="preserve">set_example_seed</w:t>
+      </w:r>
+      <w:r>
+        <w:rPr>
+          <w:rStyle w:val="NormalTok"/>
+        </w:rPr>
+        <w:t xml:space="preserve">()</w:t>
+      </w:r>
+      <w:r>
+        <w:br/>
+      </w:r>
+      <w:r>
+        <w:rPr>
           <w:rStyle w:val="NormalTok"/>
         </w:rPr>
         <w:t xml:space="preserve">norm </w:t>
@@ -678,6 +930,159 @@
           <w:rStyle w:val="NormalTok"/>
         </w:rPr>
         <w:t xml:space="preserve">)</w:t>
+      </w:r>
+      <w:r>
+        <w:br/>
+      </w:r>
+      <w:r>
+        <w:rPr>
+          <w:rStyle w:val="NormalTok"/>
+        </w:rPr>
+        <w:t xml:space="preserve">model_norm</w:t>
+      </w:r>
+      <w:r>
+        <w:rPr>
+          <w:rStyle w:val="SpecialCharTok"/>
+        </w:rPr>
+        <w:t xml:space="preserve">$</w:t>
+      </w:r>
+      <w:r>
+        <w:rPr>
+          <w:rStyle w:val="NormalTok"/>
+        </w:rPr>
+        <w:t xml:space="preserve">eval_internal </w:t>
+      </w:r>
+      <w:r>
+        <w:rPr>
+          <w:rStyle w:val="OtherTok"/>
+        </w:rPr>
+        <w:t xml:space="preserve">&lt;-</w:t>
+      </w:r>
+      <w:r>
+        <w:rPr>
+          <w:rStyle w:val="NormalTok"/>
+        </w:rPr>
+        <w:t xml:space="preserve"> </w:t>
+      </w:r>
+      <w:r>
+        <w:rPr>
+          <w:rStyle w:val="FunctionTok"/>
+        </w:rPr>
+        <w:t xml:space="preserve">list</w:t>
+      </w:r>
+      <w:r>
+        <w:rPr>
+          <w:rStyle w:val="NormalTok"/>
+        </w:rPr>
+        <w:t xml:space="preserve">(model_norm</w:t>
+      </w:r>
+      <w:r>
+        <w:rPr>
+          <w:rStyle w:val="SpecialCharTok"/>
+        </w:rPr>
+        <w:t xml:space="preserve">$</w:t>
+      </w:r>
+      <w:r>
+        <w:rPr>
+          <w:rStyle w:val="NormalTok"/>
+        </w:rPr>
+        <w:t xml:space="preserve">clu_utils</w:t>
+      </w:r>
+      <w:r>
+        <w:rPr>
+          <w:rStyle w:val="SpecialCharTok"/>
+        </w:rPr>
+        <w:t xml:space="preserve">$</w:t>
+      </w:r>
+      <w:r>
+        <w:rPr>
+          <w:rStyle w:val="NormalTok"/>
+        </w:rPr>
+        <w:t xml:space="preserve">metric_silhouette)</w:t>
+      </w:r>
+      <w:r>
+        <w:br/>
+      </w:r>
+      <w:r>
+        <w:rPr>
+          <w:rStyle w:val="NormalTok"/>
+        </w:rPr>
+        <w:t xml:space="preserve">model_norm</w:t>
+      </w:r>
+      <w:r>
+        <w:rPr>
+          <w:rStyle w:val="SpecialCharTok"/>
+        </w:rPr>
+        <w:t xml:space="preserve">$</w:t>
+      </w:r>
+      <w:r>
+        <w:rPr>
+          <w:rStyle w:val="NormalTok"/>
+        </w:rPr>
+        <w:t xml:space="preserve">eval_external </w:t>
+      </w:r>
+      <w:r>
+        <w:rPr>
+          <w:rStyle w:val="OtherTok"/>
+        </w:rPr>
+        <w:t xml:space="preserve">&lt;-</w:t>
+      </w:r>
+      <w:r>
+        <w:rPr>
+          <w:rStyle w:val="NormalTok"/>
+        </w:rPr>
+        <w:t xml:space="preserve"> </w:t>
+      </w:r>
+      <w:r>
+        <w:rPr>
+          <w:rStyle w:val="FunctionTok"/>
+        </w:rPr>
+        <w:t xml:space="preserve">list</w:t>
+      </w:r>
+      <w:r>
+        <w:rPr>
+          <w:rStyle w:val="NormalTok"/>
+        </w:rPr>
+        <w:t xml:space="preserve">(model_norm</w:t>
+      </w:r>
+      <w:r>
+        <w:rPr>
+          <w:rStyle w:val="SpecialCharTok"/>
+        </w:rPr>
+        <w:t xml:space="preserve">$</w:t>
+      </w:r>
+      <w:r>
+        <w:rPr>
+          <w:rStyle w:val="NormalTok"/>
+        </w:rPr>
+        <w:t xml:space="preserve">clu_utils</w:t>
+      </w:r>
+      <w:r>
+        <w:rPr>
+          <w:rStyle w:val="SpecialCharTok"/>
+        </w:rPr>
+        <w:t xml:space="preserve">$</w:t>
+      </w:r>
+      <w:r>
+        <w:rPr>
+          <w:rStyle w:val="NormalTok"/>
+        </w:rPr>
+        <w:t xml:space="preserve">metric_entropy)</w:t>
+      </w:r>
+      <w:r>
+        <w:br/>
+      </w:r>
+      <w:r>
+        <w:rPr>
+          <w:rStyle w:val="FunctionTok"/>
+        </w:rPr>
+        <w:t xml:space="preserve">set_example_seed</w:t>
+      </w:r>
+      <w:r>
+        <w:rPr>
+          <w:rStyle w:val="NormalTok"/>
+        </w:rPr>
+        <w:t xml:space="preserve">()</w:t>
       </w:r>
       <w:r>
         <w:br/>
@@ -790,7 +1195,7 @@
         <w:rPr>
           <w:rStyle w:val="VerbatimChar"/>
         </w:rPr>
-        <w:t xml:space="preserve">## 61 50 39</w:t>
+        <w:t xml:space="preserve">## 50 61 39</w:t>
       </w:r>
     </w:p>
     <w:p>
@@ -866,16 +1271,16 @@
         <w:rPr>
           <w:rStyle w:val="VerbatimChar"/>
         </w:rPr>
-        <w:t xml:space="preserve">## 1 1     0.777    61 0.316</w:t>
-      </w:r>
-      <w:r>
-        <w:br/>
-      </w:r>
-      <w:r>
-        <w:rPr>
-          <w:rStyle w:val="VerbatimChar"/>
-        </w:rPr>
-        <w:t xml:space="preserve">## 2 2     0        50 0    </w:t>
+        <w:t xml:space="preserve">## 1 1     0        50 0    </w:t>
+      </w:r>
+      <w:r>
+        <w:br/>
+      </w:r>
+      <w:r>
+        <w:rPr>
+          <w:rStyle w:val="VerbatimChar"/>
+        </w:rPr>
+        <w:t xml:space="preserve">## 2 2     0.777    61 0.316</w:t>
       </w:r>
       <w:r>
         <w:br/>
@@ -939,6 +1344,51 @@
           <w:rStyle w:val="VerbatimChar"/>
         </w:rPr>
         <w:t xml:space="preserve">## [1] 1.584963</w:t>
+      </w:r>
+      <w:r>
+        <w:br/>
+      </w:r>
+      <w:r>
+        <w:rPr>
+          <w:rStyle w:val="VerbatimChar"/>
+        </w:rPr>
+        <w:t xml:space="preserve">## </w:t>
+      </w:r>
+      <w:r>
+        <w:br/>
+      </w:r>
+      <w:r>
+        <w:rPr>
+          <w:rStyle w:val="VerbatimChar"/>
+        </w:rPr>
+        <w:t xml:space="preserve">## $metrics</w:t>
+      </w:r>
+      <w:r>
+        <w:br/>
+      </w:r>
+      <w:r>
+        <w:rPr>
+          <w:rStyle w:val="VerbatimChar"/>
+        </w:rPr>
+        <w:t xml:space="preserve">##       metric     value     goal     type</w:t>
+      </w:r>
+      <w:r>
+        <w:br/>
+      </w:r>
+      <w:r>
+        <w:rPr>
+          <w:rStyle w:val="VerbatimChar"/>
+        </w:rPr>
+        <w:t xml:space="preserve">## 1 silhouette 0.5047688 maximize internal</w:t>
+      </w:r>
+      <w:r>
+        <w:br/>
+      </w:r>
+      <w:r>
+        <w:rPr>
+          <w:rStyle w:val="VerbatimChar"/>
+        </w:rPr>
+        <w:t xml:space="preserve">## 2    entropy 0.4177655 minimize external</w:t>
       </w:r>
     </w:p>
     <w:p>
@@ -949,7 +1399,7 @@
         <w:t xml:space="preserve">This is an important lesson for beginners: in unsupervised learning, the data representation can matter as much as the algorithm.</w:t>
       </w:r>
     </w:p>
-    <w:bookmarkEnd w:id="20"/>
+    <w:bookmarkEnd w:id="9"/>
     <w:sectPr>
       <w:footnotePr>
         <w:numRestart w:val="eachSect"/>
@@ -1071,10 +1521,10 @@
   <w:docDefaults>
     <w:rPrDefault>
       <w:rPr>
-        <w:rFonts w:asciiTheme="minorHAnsi" w:cstheme="minorBidi" w:eastAsiaTheme="minorHAnsi" w:hAnsiTheme="minorHAnsi"/>
+        <w:rFonts w:asciiTheme="minorHAnsi" w:cstheme="minorBidi" w:eastAsiaTheme="minorEastAsia" w:hAnsiTheme="minorHAnsi"/>
         <w:sz w:val="24"/>
         <w:szCs w:val="24"/>
-        <w:lang w:bidi="ar-SA" w:eastAsia="en-US" w:val="en-US"/>
+        <w:lang w:bidi="ar-SA" w:eastAsia="zh-CN" w:val="en-US"/>
       </w:rPr>
     </w:rPrDefault>
     <w:pPrDefault>
@@ -1615,13 +2065,6 @@
       </w:tblCellMar>
     </w:tblPr>
     <w:tblStylePr w:type="firstRow">
-      <w:tblPr>
-        <w:jc w:val="left"/>
-        <w:tblInd w:type="dxa" w:w="0"/>
-      </w:tblPr>
-      <w:trPr>
-        <w:jc w:val="left"/>
-      </w:trPr>
       <w:tcPr>
         <w:tcBorders>
           <w:bottom w:val="single"/>
